--- a/docs/word/11 - Agreed Schedules of Rates.docx
+++ b/docs/word/11 - Agreed Schedules of Rates.docx
@@ -1399,6 +1399,78 @@
           <w:szCs w:val="20"/>
         </w:rPr>
         <w:t xml:space="preserve"> link, which is a different kind of address</w:t>
+      </w:r>
+    </w:p>
+    <w:p>
+      <w:pPr>
+        <w:spacing w:after="160" w:line="276"/>
+      </w:pPr>
+      <w:r>
+        <w:rPr>
+          <w:rFonts w:ascii="Arial" w:cs="Arial" w:eastAsia="Arial" w:hAnsi="Arial"/>
+          <w:color w:val="1C2B3A"/>
+          <w:sz w:val="20"/>
+          <w:szCs w:val="20"/>
+        </w:rPr>
+        <w:t xml:space="preserve">Copy it with the copy button beside </w:t>
+      </w:r>
+      <w:r>
+        <w:rPr>
+          <w:rFonts w:ascii="Arial" w:cs="Arial" w:eastAsia="Arial" w:hAnsi="Arial"/>
+          <w:b/>
+          <w:bCs/>
+          <w:color w:val="1C2B3A"/>
+          <w:sz w:val="20"/>
+          <w:szCs w:val="20"/>
+        </w:rPr>
+        <w:t xml:space="preserve">Path</w:t>
+      </w:r>
+      <w:r>
+        <w:rPr>
+          <w:rFonts w:ascii="Arial" w:cs="Arial" w:eastAsia="Arial" w:hAnsi="Arial"/>
+          <w:color w:val="1C2B3A"/>
+          <w:sz w:val="20"/>
+          <w:szCs w:val="20"/>
+        </w:rPr>
+        <w:t xml:space="preserve">, not by selecting the text you can see: SharePoint shortens a long path on screen to </w:t>
+      </w:r>
+      <w:r>
+        <w:rPr>
+          <w:rFonts w:ascii="Consolas" w:cs="Consolas" w:eastAsia="Consolas" w:hAnsi="Consolas"/>
+          <w:color w:val="2A4258"/>
+          <w:sz w:val="18"/>
+          <w:szCs w:val="18"/>
+          <w:shd w:fill="F2F0EA" w:val="clear"/>
+        </w:rPr>
+        <w:t xml:space="preserve">/Shared Documents/15.Projects_VIC/…/Schedule of Rates.xlsx</w:t>
+      </w:r>
+      <w:r>
+        <w:rPr>
+          <w:rFonts w:ascii="Arial" w:cs="Arial" w:eastAsia="Arial" w:hAnsi="Arial"/>
+          <w:color w:val="1C2B3A"/>
+          <w:sz w:val="20"/>
+          <w:szCs w:val="20"/>
+        </w:rPr>
+        <w:t xml:space="preserve">, and a path with </w:t>
+      </w:r>
+      <w:r>
+        <w:rPr>
+          <w:rFonts w:ascii="Consolas" w:cs="Consolas" w:eastAsia="Consolas" w:hAnsi="Consolas"/>
+          <w:color w:val="2A4258"/>
+          <w:sz w:val="18"/>
+          <w:szCs w:val="18"/>
+          <w:shd w:fill="F2F0EA" w:val="clear"/>
+        </w:rPr>
+        <w:t xml:space="preserve">…</w:t>
+      </w:r>
+      <w:r>
+        <w:rPr>
+          <w:rFonts w:ascii="Arial" w:cs="Arial" w:eastAsia="Arial" w:hAnsi="Arial"/>
+          <w:color w:val="1C2B3A"/>
+          <w:sz w:val="20"/>
+          <w:szCs w:val="20"/>
+        </w:rPr>
+        <w:t xml:space="preserve"> in it points at a folder that does not exist. The app says so if the register holds one, rather than asking the flow.</w:t>
       </w:r>
     </w:p>
     <w:p>

--- a/docs/word/11 - Agreed Schedules of Rates.docx
+++ b/docs/word/11 - Agreed Schedules of Rates.docx
@@ -2518,25 +2518,6 @@
           <w:sz w:val="20"/>
           <w:szCs w:val="20"/>
         </w:rPr>
-        <w:t xml:space="preserve">, body </w:t>
-      </w:r>
-      <w:r>
-        <w:rPr>
-          <w:rFonts w:ascii="Consolas" w:cs="Consolas" w:eastAsia="Consolas" w:hAnsi="Consolas"/>
-          <w:color w:val="2A4258"/>
-          <w:sz w:val="18"/>
-          <w:szCs w:val="18"/>
-          <w:shd w:fill="F2F0EA" w:val="clear"/>
-        </w:rPr>
-        <w:t xml:space="preserve">@{body('Get_file_content_using_path')}</w:t>
-      </w:r>
-      <w:r>
-        <w:rPr>
-          <w:rFonts w:ascii="Arial" w:cs="Arial" w:eastAsia="Arial" w:hAnsi="Arial"/>
-          <w:color w:val="1C2B3A"/>
-          <w:sz w:val="20"/>
-          <w:szCs w:val="20"/>
-        </w:rPr>
         <w:t xml:space="preserve">, with the same two headers as flow 1 (</w:t>
       </w:r>
       <w:r>
@@ -2557,7 +2538,86 @@
           <w:sz w:val="20"/>
           <w:szCs w:val="20"/>
         </w:rPr>
-        <w:t xml:space="preserve">).</w:t>
+        <w:t xml:space="preserve">). For its </w:t>
+      </w:r>
+      <w:r>
+        <w:rPr>
+          <w:rFonts w:ascii="Arial" w:cs="Arial" w:eastAsia="Arial" w:hAnsi="Arial"/>
+          <w:b/>
+          <w:bCs/>
+          <w:color w:val="1C2B3A"/>
+          <w:sz w:val="20"/>
+          <w:szCs w:val="20"/>
+        </w:rPr>
+        <w:t xml:space="preserve">Body</w:t>
+      </w:r>
+      <w:r>
+        <w:rPr>
+          <w:rFonts w:ascii="Arial" w:cs="Arial" w:eastAsia="Arial" w:hAnsi="Arial"/>
+          <w:color w:val="1C2B3A"/>
+          <w:sz w:val="20"/>
+          <w:szCs w:val="20"/>
+        </w:rPr>
+        <w:t xml:space="preserve">, pick </w:t>
+      </w:r>
+      <w:r>
+        <w:rPr>
+          <w:rFonts w:ascii="Arial" w:cs="Arial" w:eastAsia="Arial" w:hAnsi="Arial"/>
+          <w:b/>
+          <w:bCs/>
+          <w:color w:val="1C2B3A"/>
+          <w:sz w:val="20"/>
+          <w:szCs w:val="20"/>
+        </w:rPr>
+        <w:t xml:space="preserve">File Content</w:t>
+      </w:r>
+      <w:r>
+        <w:rPr>
+          <w:rFonts w:ascii="Arial" w:cs="Arial" w:eastAsia="Arial" w:hAnsi="Arial"/>
+          <w:color w:val="1C2B3A"/>
+          <w:sz w:val="20"/>
+          <w:szCs w:val="20"/>
+        </w:rPr>
+        <w:t xml:space="preserve"> (from </w:t>
+      </w:r>
+      <w:r>
+        <w:rPr>
+          <w:rFonts w:ascii="Arial" w:cs="Arial" w:eastAsia="Arial" w:hAnsi="Arial"/>
+          <w:i/>
+          <w:iCs/>
+          <w:color w:val="1C2B3A"/>
+          <w:sz w:val="20"/>
+          <w:szCs w:val="20"/>
+        </w:rPr>
+        <w:t xml:space="preserve">Get file content using path</w:t>
+      </w:r>
+      <w:r>
+        <w:rPr>
+          <w:rFonts w:ascii="Arial" w:cs="Arial" w:eastAsia="Arial" w:hAnsi="Arial"/>
+          <w:color w:val="1C2B3A"/>
+          <w:sz w:val="20"/>
+          <w:szCs w:val="20"/>
+        </w:rPr>
+        <w:t xml:space="preserve">) from the dynamic content list. The flow then sends the workbook itself, which the app reads as it is. JSON with the file in base64 also works, if you would rather:</w:t>
+      </w:r>
+    </w:p>
+    <w:p>
+      <w:pPr>
+        <w:pBdr>
+          <w:left w:val="single" w:color="4C5C6D" w:sz="12" w:space="8"/>
+        </w:pBdr>
+        <w:shd w:fill="F2F0EA" w:val="clear"/>
+        <w:spacing w:after="160" w:before="120"/>
+        <w:ind w:left="220" w:right="220"/>
+      </w:pPr>
+      <w:r>
+        <w:rPr>
+          <w:rFonts w:ascii="Consolas" w:cs="Consolas" w:eastAsia="Consolas" w:hAnsi="Consolas"/>
+          <w:color w:val="1C2B3A"/>
+          <w:sz w:val="17"/>
+          <w:szCs w:val="17"/>
+        </w:rPr>
+        <w:t xml:space="preserve">{ "file": "@{base64(body('Get_file_content_using_path'))}" }</w:t>
       </w:r>
     </w:p>
     <w:p>
